--- a/Uban System Documents/章節性文件/Chapter 14.docx
+++ b/Uban System Documents/章節性文件/Chapter 14.docx
@@ -307,7 +307,7 @@
           <w:sz w:val="28"/>
           <w:rFonts w:ascii="Times New Roman" w:hAnsi="Times New Roman" w:eastAsia="標楷體"/>
         </w:rPr>
-        <w:t>https://docs.ultralytics.com/ （領先之即時深度學習視覺模型，用於居家監控端長者跌倒姿態估計與室內多邊形射線定位演算法）</w:t>
+        <w:t xml:space="preserve">https://docs.ultralytics.com/ （即時物件偵測模型，用於伺服器端偵測監視畫面中的人物，作為跌倒判定與室內位置偵測的依據）</w:t>
       </w:r>
     </w:p>
     <w:p>

--- a/Uban System Documents/章節性文件/Chapter 14.docx
+++ b/Uban System Documents/章節性文件/Chapter 14.docx
@@ -134,7 +134,7 @@
           <w:sz w:val="28"/>
           <w:rFonts w:ascii="Times New Roman" w:hAnsi="Times New Roman" w:eastAsia="標楷體"/>
         </w:rPr>
-        <w:t>3. LiveKit 即時 WebRTC 影音通訊雲平台：</w:t>
+        <w:t xml:space="preserve">3. Coturn 開源 TURN/STUN 伺服器：https://github.com/coturn/coturn （部署於 Oracle Cloud，負責 WebRTC 影音封包中繼，讓不同網路環境的雙方也能接通）</w:t>
         <w:br/>
       </w:r>
       <w:r>
@@ -145,7 +145,7 @@
           <w:sz w:val="28"/>
           <w:rFonts w:ascii="Times New Roman" w:hAnsi="Times New Roman" w:eastAsia="標楷體"/>
         </w:rPr>
-        <w:t>https://livekit.io/ （開源 WebRTC 伺服器架構，提供超低延遲音訊與視訊即時通話、房間狀態管理與 SFU 串流轉送服務）</w:t>
+        <w:t xml:space="preserve"/>
       </w:r>
     </w:p>
     <w:p>
@@ -161,7 +161,7 @@
           <w:sz w:val="28"/>
           <w:rFonts w:ascii="Times New Roman" w:hAnsi="Times New Roman" w:eastAsia="標楷體"/>
         </w:rPr>
-        <w:t>4. PostgreSQL 關聯式資料庫管理系統官方文件：</w:t>
+        <w:t xml:space="preserve">4. MySQL 8.0 參考手冊：https://dev.mysql.com/doc/refman/8.0/en/ （系統主要關聯式資料庫，存放帳號、照護排程、警報與社群等 49 張資料表）</w:t>
         <w:br/>
       </w:r>
       <w:r>
@@ -172,7 +172,7 @@
           <w:sz w:val="28"/>
           <w:rFonts w:ascii="Times New Roman" w:hAnsi="Times New Roman" w:eastAsia="標楷體"/>
         </w:rPr>
-        <w:t>https://www.postgresql.org/docs/ （具備強大擴充性、ACID 事務保證與 JSONB 半結構化資料支援之企業級開放原始碼關聯式資料庫）</w:t>
+        <w:t xml:space="preserve"/>
       </w:r>
     </w:p>
     <w:p>
@@ -188,7 +188,7 @@
           <w:sz w:val="28"/>
           <w:rFonts w:ascii="Times New Roman" w:hAnsi="Times New Roman" w:eastAsia="標楷體"/>
         </w:rPr>
-        <w:t>5. SQLAlchemy 2.0 物件關聯對映 (ORM) 指南：</w:t>
+        <w:t xml:space="preserve">5. python-socketio 官方文件：https://python-socketio.readthedocs.io/ （後端 Socket.IO 伺服器，負責視訊通話信令、即時通知與裝置在線狀態）</w:t>
         <w:br/>
       </w:r>
       <w:r>
@@ -199,7 +199,7 @@
           <w:sz w:val="28"/>
           <w:rFonts w:ascii="Times New Roman" w:hAnsi="Times New Roman" w:eastAsia="標楷體"/>
         </w:rPr>
-        <w:t>https://docs.sqlalchemy.org/ （Python 最主流之高效能資料庫持久化工具，支援同步與非同步資料庫會話及資料模型抽象封裝）</w:t>
+        <w:t xml:space="preserve"/>
       </w:r>
     </w:p>
     <w:p>
@@ -215,7 +215,7 @@
           <w:sz w:val="28"/>
           <w:rFonts w:ascii="Times New Roman" w:hAnsi="Times New Roman" w:eastAsia="標楷體"/>
         </w:rPr>
-        <w:t>6. Redis 記憶體資料庫與訊息中介軟體：</w:t>
+        <w:t xml:space="preserve">6. Ollama 本機大型語言模型執行環境：https://github.com/ollama/ollama （於自架 AI 伺服器執行 Gemma 4 模型，提供小嘎對話與 Tool Calling）</w:t>
         <w:br/>
       </w:r>
       <w:r>
@@ -226,7 +226,7 @@
           <w:sz w:val="28"/>
           <w:rFonts w:ascii="Times New Roman" w:hAnsi="Times New Roman" w:eastAsia="標楷體"/>
         </w:rPr>
-        <w:t>https://redis.io/docs/ （記憶體高速快取、Pub/Sub 事件廣播、分布式 Session 管理與長者即時在線心跳監聽機制）</w:t>
+        <w:t xml:space="preserve"/>
       </w:r>
     </w:p>
     <w:p>
@@ -242,7 +242,7 @@
           <w:sz w:val="28"/>
           <w:rFonts w:ascii="Times New Roman" w:hAnsi="Times New Roman" w:eastAsia="標楷體"/>
         </w:rPr>
-        <w:t>7. DeepSeek 大型語言模型開放平台與 API 文檔：</w:t>
+        <w:t xml:space="preserve">7. Pinecone 向量資料庫官方文件：https://docs.pinecone.io/ （儲存長輩對話的語意向量，提供 AI 長期記憶檢索）</w:t>
         <w:br/>
       </w:r>
       <w:r>
@@ -253,7 +253,7 @@
           <w:sz w:val="28"/>
           <w:rFonts w:ascii="Times New Roman" w:hAnsi="Times New Roman" w:eastAsia="標楷體"/>
         </w:rPr>
-        <w:t>https://platform.deepseek.com/ （提供長者日常情感陪伴、語意推理與多輪上下文理解之高效開源大型語言模型服務）</w:t>
+        <w:t xml:space="preserve"/>
       </w:r>
     </w:p>
     <w:p>
